--- a/2026-05-1826--DevLaunch_SupervisedLearningPath/FInal Project/Hotel Reservation Cancellation/My_Note_Raw.docx
+++ b/2026-05-1826--DevLaunch_SupervisedLearningPath/FInal Project/Hotel Reservation Cancellation/My_Note_Raw.docx
@@ -2194,6 +2194,11 @@
       </w:r>
     </w:p>
     <w:p>
+      <w:pPr>
+        <w:rPr>
+          <w:rStyle w:val="Hyperlink"/>
+        </w:rPr>
+      </w:pPr>
       <w:hyperlink r:id="rId13" w:history="1">
         <w:r>
           <w:rPr>
@@ -2203,6 +2208,414 @@
         </w:r>
       </w:hyperlink>
     </w:p>
+    <w:p>
+      <w:pPr>
+        <w:rPr>
+          <w:rStyle w:val="Hyperlink"/>
+        </w:rPr>
+      </w:pPr>
+      <w:r>
+        <w:rPr>
+          <w:rStyle w:val="Hyperlink"/>
+        </w:rPr>
+        <w:br w:type="page"/>
+      </w:r>
+    </w:p>
+    <w:p>
+      <w:r>
+        <w:rPr>
+          <w:rFonts w:ascii="Segoe UI Emoji" w:hAnsi="Segoe UI Emoji" w:cs="Segoe UI Emoji"/>
+        </w:rPr>
+        <w:lastRenderedPageBreak/>
+        <w:t>🚀</w:t>
+      </w:r>
+      <w:r>
+        <w:t xml:space="preserve"> Final Project Completed — Hotel Booking Cancellation Prediction</w:t>
+      </w:r>
+    </w:p>
+    <w:p>
+      <w:r>
+        <w:t>Selama bootcamp ini, saya mengerjakan proyek end-to-end Machine Learning untuk menganalisis dan memprediksi risiko pembatalan reservasi hotel.</w:t>
+      </w:r>
+    </w:p>
+    <w:p/>
+    <w:p>
+      <w:r>
+        <w:rPr>
+          <w:rFonts w:ascii="Segoe UI Emoji" w:hAnsi="Segoe UI Emoji" w:cs="Segoe UI Emoji"/>
+        </w:rPr>
+        <w:t>🎯</w:t>
+      </w:r>
+      <w:r>
+        <w:t xml:space="preserve"> Business Problem</w:t>
+      </w:r>
+    </w:p>
+    <w:p>
+      <w:r>
+        <w:t>Sekitar 37,5% reservasi hotel berakhir dibatalkan, yang dapat menyebabkan ketidakpastian okupansi dan potensi kehilangan revenue.</w:t>
+      </w:r>
+    </w:p>
+    <w:p/>
+    <w:p>
+      <w:r>
+        <w:rPr>
+          <w:rFonts w:ascii="Segoe UI Emoji" w:hAnsi="Segoe UI Emoji" w:cs="Segoe UI Emoji"/>
+        </w:rPr>
+        <w:t>📊</w:t>
+      </w:r>
+      <w:r>
+        <w:t xml:space="preserve"> Dataset</w:t>
+      </w:r>
+    </w:p>
+    <w:p>
+      <w:r>
+        <w:t>- 119.390 data reservasi hotel</w:t>
+      </w:r>
+    </w:p>
+    <w:p>
+      <w:r>
+        <w:t>- 30 fitur prediktor dan 1 target</w:t>
+      </w:r>
+    </w:p>
+    <w:p>
+      <w:r>
+        <w:t>Binary Classification (is_canceled)</w:t>
+      </w:r>
+    </w:p>
+    <w:p/>
+    <w:p>
+      <w:r>
+        <w:rPr>
+          <w:rFonts w:ascii="Segoe UI Emoji" w:hAnsi="Segoe UI Emoji" w:cs="Segoe UI Emoji"/>
+        </w:rPr>
+        <w:t>🔍</w:t>
+      </w:r>
+      <w:r>
+        <w:t xml:space="preserve"> Key Findings</w:t>
+      </w:r>
+    </w:p>
+    <w:p>
+      <w:r>
+        <w:t>Beberapa faktor yang paling memengaruhi cancellation:</w:t>
+      </w:r>
+    </w:p>
+    <w:p>
+      <w:r>
+        <w:rPr>
+          <w:rFonts w:ascii="Segoe UI Emoji" w:hAnsi="Segoe UI Emoji" w:cs="Segoe UI Emoji"/>
+        </w:rPr>
+        <w:t>✅</w:t>
+      </w:r>
+      <w:r>
+        <w:t xml:space="preserve"> Lead Time (jarak waktu pemesanan)</w:t>
+      </w:r>
+    </w:p>
+    <w:p>
+      <w:r>
+        <w:rPr>
+          <w:rFonts w:ascii="Segoe UI Emoji" w:hAnsi="Segoe UI Emoji" w:cs="Segoe UI Emoji"/>
+        </w:rPr>
+        <w:t>✅</w:t>
+      </w:r>
+      <w:r>
+        <w:t xml:space="preserve"> Deposit Type</w:t>
+      </w:r>
+    </w:p>
+    <w:p>
+      <w:r>
+        <w:rPr>
+          <w:rFonts w:ascii="Segoe UI Emoji" w:hAnsi="Segoe UI Emoji" w:cs="Segoe UI Emoji"/>
+        </w:rPr>
+        <w:t>✅</w:t>
+      </w:r>
+      <w:r>
+        <w:t xml:space="preserve"> Previous Cancellation History</w:t>
+      </w:r>
+    </w:p>
+    <w:p>
+      <w:r>
+        <w:rPr>
+          <w:rFonts w:ascii="Segoe UI Emoji" w:hAnsi="Segoe UI Emoji" w:cs="Segoe UI Emoji"/>
+        </w:rPr>
+        <w:t>✅</w:t>
+      </w:r>
+      <w:r>
+        <w:t xml:space="preserve"> Market Segment &amp; Distribution Channel</w:t>
+      </w:r>
+    </w:p>
+    <w:p>
+      <w:r>
+        <w:rPr>
+          <w:rFonts w:ascii="Segoe UI Emoji" w:hAnsi="Segoe UI Emoji" w:cs="Segoe UI Emoji"/>
+        </w:rPr>
+        <w:t>✅</w:t>
+      </w:r>
+      <w:r>
+        <w:t xml:space="preserve"> Seasonality (Arrival Month)</w:t>
+      </w:r>
+    </w:p>
+    <w:p/>
+    <w:p>
+      <w:r>
+        <w:rPr>
+          <w:rFonts w:ascii="Segoe UI Emoji" w:hAnsi="Segoe UI Emoji" w:cs="Segoe UI Emoji"/>
+        </w:rPr>
+        <w:t>🤖</w:t>
+      </w:r>
+      <w:r>
+        <w:t xml:space="preserve"> Machine Learning</w:t>
+      </w:r>
+    </w:p>
+    <w:p>
+      <w:r>
+        <w:t>Model yang dibandingkan:</w:t>
+      </w:r>
+    </w:p>
+    <w:p>
+      <w:r>
+        <w:t>- Logistic Regression</w:t>
+      </w:r>
+    </w:p>
+    <w:p>
+      <w:r>
+        <w:t>- XGBoost</w:t>
+      </w:r>
+    </w:p>
+    <w:p>
+      <w:r>
+        <w:t>- Random Forest</w:t>
+      </w:r>
+    </w:p>
+    <w:p>
+      <w:r>
+        <w:t>Hasil terbaik diperoleh menggunakan Random Forest dengan:</w:t>
+      </w:r>
+    </w:p>
+    <w:p>
+      <w:r>
+        <w:t>- Accuracy: 89.6%</w:t>
+      </w:r>
+    </w:p>
+    <w:p>
+      <w:r>
+        <w:lastRenderedPageBreak/>
+        <w:t>- Precision: 90.2%</w:t>
+      </w:r>
+    </w:p>
+    <w:p>
+      <w:r>
+        <w:t>- Recall: 81.1%</w:t>
+      </w:r>
+    </w:p>
+    <w:p>
+      <w:r>
+        <w:t>- F1-Score: 85.4%</w:t>
+      </w:r>
+    </w:p>
+    <w:p>
+      <w:r>
+        <w:t>Berhasil melampaui target proyek sebesar F1 ≥ 82%.</w:t>
+      </w:r>
+    </w:p>
+    <w:p/>
+    <w:p>
+      <w:r>
+        <w:rPr>
+          <w:rFonts w:ascii="Segoe UI Emoji" w:hAnsi="Segoe UI Emoji" w:cs="Segoe UI Emoji"/>
+        </w:rPr>
+        <w:t>💡</w:t>
+      </w:r>
+      <w:r>
+        <w:t xml:space="preserve"> Business Recommendation</w:t>
+      </w:r>
+    </w:p>
+    <w:p>
+      <w:r>
+        <w:t>Berdasarkan hasil analisis, saya mengusulkan:</w:t>
+      </w:r>
+    </w:p>
+    <w:p>
+      <w:r>
+        <w:t>- Dynamic Deposit Policy</w:t>
+      </w:r>
+    </w:p>
+    <w:p>
+      <w:r>
+        <w:t>- Automated Customer Reminder System</w:t>
+      </w:r>
+    </w:p>
+    <w:p>
+      <w:r>
+        <w:t>- Early Warning Cancellation Prediction</w:t>
+      </w:r>
+    </w:p>
+    <w:p>
+      <w:r>
+        <w:t>dengan target penurunan cancellation dari 37.5% menjadi 25%.</w:t>
+      </w:r>
+    </w:p>
+    <w:p>
+      <w:r>
+        <w:rPr>
+          <w:rFonts w:ascii="Segoe UI Emoji" w:hAnsi="Segoe UI Emoji" w:cs="Segoe UI Emoji"/>
+        </w:rPr>
+        <w:t>📚</w:t>
+      </w:r>
+      <w:r>
+        <w:t xml:space="preserve"> What I Learned</w:t>
+      </w:r>
+    </w:p>
+    <w:p>
+      <w:r>
+        <w:t>Project ini memberikan pengalaman end-to-end dalam:</w:t>
+      </w:r>
+    </w:p>
+    <w:p>
+      <w:r>
+        <w:t>- Data Cleaning</w:t>
+      </w:r>
+    </w:p>
+    <w:p>
+      <w:r>
+        <w:t>- Exploratory Data Analysis (EDA)</w:t>
+      </w:r>
+    </w:p>
+    <w:p>
+      <w:r>
+        <w:t>- Feature Engineering</w:t>
+      </w:r>
+    </w:p>
+    <w:p>
+      <w:r>
+        <w:t>- Machine Learning Modeling</w:t>
+      </w:r>
+    </w:p>
+    <w:p>
+      <w:r>
+        <w:t>- Business Insight Generation</w:t>
+      </w:r>
+    </w:p>
+    <w:p>
+      <w:r>
+        <w:t>- Data Storytelling</w:t>
+      </w:r>
+    </w:p>
+    <w:p/>
+    <w:p>
+      <w:r>
+        <w:rPr>
+          <w:rFonts w:ascii="Segoe UI Emoji" w:hAnsi="Segoe UI Emoji" w:cs="Segoe UI Emoji"/>
+        </w:rPr>
+        <w:t>🔗</w:t>
+      </w:r>
+      <w:r>
+        <w:t xml:space="preserve"> GitHub:</w:t>
+      </w:r>
+    </w:p>
+    <w:p>
+      <w:r>
+        <w:t>https://github.com/technologyzzz/College_Workshop/tree/main/2026-05-1826--DevLaunch_SupervisedLearningPath/FInal%20Project/Hotel%20Reservation%20Cancellation</w:t>
+      </w:r>
+    </w:p>
+    <w:p/>
+    <w:p>
+      <w:r>
+        <w:rPr>
+          <w:rFonts w:ascii="Segoe UI Emoji" w:hAnsi="Segoe UI Emoji" w:cs="Segoe UI Emoji"/>
+        </w:rPr>
+        <w:t>🔗</w:t>
+      </w:r>
+      <w:r>
+        <w:t xml:space="preserve"> Presentation Deck:</w:t>
+      </w:r>
+    </w:p>
+    <w:p>
+      <w:r>
+        <w:t>https://drive.google.com/file/d/1jWJgOGRryfOd0yMnl7x1kHGyXAHWThEB/view?usp=sharing</w:t>
+      </w:r>
+    </w:p>
+    <w:p/>
+    <w:p>
+      <w:r>
+        <w:rPr>
+          <w:b/>
+          <w:bCs/>
+        </w:rPr>
+        <w:lastRenderedPageBreak/>
+        <w:t>#MachineLearning</w:t>
+      </w:r>
+      <w:r>
+        <w:t xml:space="preserve"> </w:t>
+      </w:r>
+      <w:r>
+        <w:rPr>
+          <w:b/>
+          <w:bCs/>
+        </w:rPr>
+        <w:t>#DataScience</w:t>
+      </w:r>
+      <w:r>
+        <w:t xml:space="preserve"> </w:t>
+      </w:r>
+      <w:r>
+        <w:rPr>
+          <w:b/>
+          <w:bCs/>
+        </w:rPr>
+        <w:t>#Python</w:t>
+      </w:r>
+      <w:r>
+        <w:t xml:space="preserve"> </w:t>
+      </w:r>
+      <w:r>
+        <w:rPr>
+          <w:b/>
+          <w:bCs/>
+        </w:rPr>
+        <w:t>#EDA</w:t>
+      </w:r>
+      <w:r>
+        <w:t xml:space="preserve"> </w:t>
+      </w:r>
+      <w:r>
+        <w:rPr>
+          <w:b/>
+          <w:bCs/>
+        </w:rPr>
+        <w:t>#RandomForest</w:t>
+      </w:r>
+      <w:r>
+        <w:t xml:space="preserve"> </w:t>
+      </w:r>
+      <w:r>
+        <w:rPr>
+          <w:b/>
+          <w:bCs/>
+        </w:rPr>
+        <w:t>#PredictiveAnalytics</w:t>
+      </w:r>
+      <w:r>
+        <w:t xml:space="preserve"> </w:t>
+      </w:r>
+      <w:r>
+        <w:rPr>
+          <w:b/>
+          <w:bCs/>
+        </w:rPr>
+        <w:t>#HotelAnalytics</w:t>
+      </w:r>
+      <w:r>
+        <w:t xml:space="preserve"> </w:t>
+      </w:r>
+      <w:r>
+        <w:rPr>
+          <w:b/>
+          <w:bCs/>
+        </w:rPr>
+        <w:t>#Bootcamp</w:t>
+      </w:r>
+    </w:p>
+    <w:p/>
     <w:sectPr>
       <w:pgSz w:w="11906" w:h="16838"/>
       <w:pgMar w:top="1440" w:right="1440" w:bottom="1440" w:left="1440" w:header="708" w:footer="708" w:gutter="0"/>
